--- a/chapters/github.docx
+++ b/chapters/github.docx
@@ -15,7 +15,7 @@
         <w:pStyle w:val="Date"/>
       </w:pPr>
       <w:r>
-        <w:t xml:space="preserve">Last modified: 2026-10-10 01:40:28 (PDT)</w:t>
+        <w:t xml:space="preserve">Last modified: 2026-10-11 02:07:28 (PDT)</w:t>
       </w:r>
     </w:p>
     <w:p>

--- a/chapters/github.docx
+++ b/chapters/github.docx
@@ -15,7 +15,7 @@
         <w:pStyle w:val="Date"/>
       </w:pPr>
       <w:r>
-        <w:t xml:space="preserve">Last modified: 2026-10-11 02:07:28 (PDT)</w:t>
+        <w:t xml:space="preserve">Last modified: 2026-10-11 19:47:18 (PDT)</w:t>
       </w:r>
     </w:p>
     <w:p>

--- a/chapters/github.docx
+++ b/chapters/github.docx
@@ -15,7 +15,7 @@
         <w:pStyle w:val="Date"/>
       </w:pPr>
       <w:r>
-        <w:t xml:space="preserve">Last modified: 2026-10-11 19:47:18 (PDT)</w:t>
+        <w:t xml:space="preserve">Last modified: 2026-10-11 20:59:42 (PDT)</w:t>
       </w:r>
     </w:p>
     <w:p>

--- a/chapters/github.docx
+++ b/chapters/github.docx
@@ -15,7 +15,7 @@
         <w:pStyle w:val="Date"/>
       </w:pPr>
       <w:r>
-        <w:t xml:space="preserve">Last modified: 2026-10-11 20:59:42 (PDT)</w:t>
+        <w:t xml:space="preserve">Last modified: 2026-10-11 21:04:29 (PDT)</w:t>
       </w:r>
     </w:p>
     <w:p>

--- a/chapters/github.docx
+++ b/chapters/github.docx
@@ -15,7 +15,7 @@
         <w:pStyle w:val="Date"/>
       </w:pPr>
       <w:r>
-        <w:t xml:space="preserve">Last modified: 2026-10-11 21:04:29 (PDT)</w:t>
+        <w:t xml:space="preserve">Last modified: 2026-10-12 00:36:52 (PDT)</w:t>
       </w:r>
     </w:p>
     <w:p>

--- a/chapters/github.docx
+++ b/chapters/github.docx
@@ -15,7 +15,7 @@
         <w:pStyle w:val="Date"/>
       </w:pPr>
       <w:r>
-        <w:t xml:space="preserve">Last modified: 2026-10-12 00:36:52 (PDT)</w:t>
+        <w:t xml:space="preserve">Last modified: 2026-10-12 01:04:11 (PDT)</w:t>
       </w:r>
     </w:p>
     <w:p>
@@ -25,7 +25,7 @@
       <w:bookmarkStart w:id="9" w:name="sec-github"/>
       <w:bookmarkEnd w:id="9"/>
     </w:p>
-    <w:bookmarkStart w:id="13" w:name="basics"/>
+    <w:bookmarkStart w:id="13" w:name="sec-github-basics"/>
     <w:p>
       <w:pPr>
         <w:pStyle w:val="Heading2"/>
@@ -1365,7 +1365,7 @@
     </w:p>
     <w:bookmarkEnd w:id="35"/>
     <w:bookmarkEnd w:id="36"/>
-    <w:bookmarkStart w:id="38" w:name="git-branching"/>
+    <w:bookmarkStart w:id="38" w:name="sec-git-branching"/>
     <w:p>
       <w:pPr>
         <w:pStyle w:val="Heading2"/>
@@ -2140,7 +2140,7 @@
       </w:r>
     </w:p>
     <w:bookmarkEnd w:id="39"/>
-    <w:bookmarkStart w:id="42" w:name="example-workflow"/>
+    <w:bookmarkStart w:id="42" w:name="sec-example-workflow"/>
     <w:p>
       <w:pPr>
         <w:pStyle w:val="Heading2"/>
@@ -2637,7 +2637,7 @@
       </w:tr>
     </w:tbl>
     <w:bookmarkEnd w:id="42"/>
-    <w:bookmarkStart w:id="45" w:name="pull-request-roles-and-protocol"/>
+    <w:bookmarkStart w:id="45" w:name="sec-pull-request-roles-and-protocol"/>
     <w:p>
       <w:pPr>
         <w:pStyle w:val="Heading2"/>
@@ -2713,7 +2713,7 @@
       </w:r>
     </w:p>
     <w:bookmarkEnd w:id="45"/>
-    <w:bookmarkStart w:id="47" w:name="commonly-used-git-commands"/>
+    <w:bookmarkStart w:id="47" w:name="sec-commonly-used-git-commands"/>
     <w:p>
       <w:pPr>
         <w:pStyle w:val="Heading2"/>
@@ -3420,7 +3420,7 @@
       </w:tr>
     </w:tbl>
     <w:bookmarkEnd w:id="47"/>
-    <w:bookmarkStart w:id="48" w:name="how-often-should-i-commit"/>
+    <w:bookmarkStart w:id="48" w:name="sec-how-often-should-i-commit"/>
     <w:p>
       <w:pPr>
         <w:pStyle w:val="Heading2"/>
@@ -3438,7 +3438,7 @@
       </w:r>
     </w:p>
     <w:bookmarkEnd w:id="48"/>
-    <w:bookmarkStart w:id="52" w:name="repeated-amend-workflow"/>
+    <w:bookmarkStart w:id="52" w:name="sec-repeated-amend-workflow"/>
     <w:p>
       <w:pPr>
         <w:pStyle w:val="Heading2"/>
@@ -3753,7 +3753,7 @@
     </w:p>
     <w:bookmarkEnd w:id="51"/>
     <w:bookmarkEnd w:id="52"/>
-    <w:bookmarkStart w:id="55" w:name="what-should-be-pushed-to-github"/>
+    <w:bookmarkStart w:id="55" w:name="sec-what-should-be-pushed-to-github"/>
     <w:p>
       <w:pPr>
         <w:pStyle w:val="Heading2"/>

--- a/chapters/github.docx
+++ b/chapters/github.docx
@@ -15,7 +15,7 @@
         <w:pStyle w:val="Date"/>
       </w:pPr>
       <w:r>
-        <w:t xml:space="preserve">Last modified: 2026-10-12 01:04:11 (PDT)</w:t>
+        <w:t xml:space="preserve">Last modified: 2026-10-12 01:16:52 (PDT)</w:t>
       </w:r>
     </w:p>
     <w:p>

--- a/chapters/github.docx
+++ b/chapters/github.docx
@@ -15,7 +15,7 @@
         <w:pStyle w:val="Date"/>
       </w:pPr>
       <w:r>
-        <w:t xml:space="preserve">Last modified: 2026-10-12 01:16:52 (PDT)</w:t>
+        <w:t xml:space="preserve">Last modified: 2026-10-12 02:13:32 (PDT)</w:t>
       </w:r>
     </w:p>
     <w:p>

--- a/chapters/github.docx
+++ b/chapters/github.docx
@@ -15,7 +15,7 @@
         <w:pStyle w:val="Date"/>
       </w:pPr>
       <w:r>
-        <w:t xml:space="preserve">Last modified: 2026-10-12 02:13:32 (PDT)</w:t>
+        <w:t xml:space="preserve">Last modified: 2026-10-12 02:20:54 (PDT)</w:t>
       </w:r>
     </w:p>
     <w:p>

--- a/chapters/github.docx
+++ b/chapters/github.docx
@@ -15,7 +15,7 @@
         <w:pStyle w:val="Date"/>
       </w:pPr>
       <w:r>
-        <w:t xml:space="preserve">Last modified: 2026-10-12 02:20:54 (PDT)</w:t>
+        <w:t xml:space="preserve">Last modified: 2026-10-12 14:37:38 (PDT)</w:t>
       </w:r>
     </w:p>
     <w:p>

--- a/chapters/github.docx
+++ b/chapters/github.docx
@@ -15,7 +15,7 @@
         <w:pStyle w:val="Date"/>
       </w:pPr>
       <w:r>
-        <w:t xml:space="preserve">Last modified: 2026-10-12 14:37:38 (PDT)</w:t>
+        <w:t xml:space="preserve">Last modified: 2026-10-12 20:18:39 (PDT)</w:t>
       </w:r>
     </w:p>
     <w:p>

--- a/chapters/github.docx
+++ b/chapters/github.docx
@@ -15,7 +15,7 @@
         <w:pStyle w:val="Date"/>
       </w:pPr>
       <w:r>
-        <w:t xml:space="preserve">Last modified: 2026-10-12 20:18:39 (PDT)</w:t>
+        <w:t xml:space="preserve">Last modified: 2026-10-12 21:28:22 (PDT)</w:t>
       </w:r>
     </w:p>
     <w:p>
@@ -3748,7 +3748,22 @@
         <w:t xml:space="preserve"> </w:t>
       </w:r>
       <w:r>
-        <w:t xml:space="preserve">in Happy Git with R.</w:t>
+        <w:t xml:space="preserve">of Happy Git and GitHub for the useR</w:t>
+      </w:r>
+      <w:r>
+        <w:t xml:space="preserve"> </w:t>
+      </w:r>
+      <w:r>
+        <w:t xml:space="preserve">(Bryan 2023, ch. </w:t>
+      </w:r>
+      <w:r>
+        <w:t xml:space="preserve">“Repeated amend”</w:t>
+      </w:r>
+      <w:r>
+        <w:t xml:space="preserve">)</w:t>
+      </w:r>
+      <w:r>
+        <w:t xml:space="preserve">.</w:t>
       </w:r>
     </w:p>
     <w:bookmarkEnd w:id="51"/>
@@ -7445,7 +7460,7 @@
     </w:p>
     <w:bookmarkEnd w:id="80"/>
     <w:bookmarkEnd w:id="81"/>
-    <w:bookmarkStart w:id="98" w:name="sec-removing-sensitive-data"/>
+    <w:bookmarkStart w:id="100" w:name="sec-removing-sensitive-data"/>
     <w:p>
       <w:pPr>
         <w:pStyle w:val="Heading2"/>
@@ -7494,7 +7509,7 @@
         <w:t xml:space="preserve">as the data remains accessible in earlier commit snapshots.</w:t>
       </w:r>
     </w:p>
-    <w:bookmarkStart w:id="97" w:name="immediate-steps"/>
+    <w:bookmarkStart w:id="99" w:name="immediate-steps"/>
     <w:p>
       <w:pPr>
         <w:pStyle w:val="Heading3"/>
@@ -7750,8 +7765,45 @@
         <w:t xml:space="preserve">.</w:t>
       </w:r>
     </w:p>
-    <w:bookmarkStart w:id="96" w:name="refs"/>
-    <w:bookmarkStart w:id="85" w:name="ref-githubdesktop"/>
+    <w:bookmarkStart w:id="98" w:name="refs"/>
+    <w:bookmarkStart w:id="86" w:name="ref-bryan2023happygit"/>
+    <w:p>
+      <w:pPr>
+        <w:pStyle w:val="Bibliography"/>
+      </w:pPr>
+      <w:r>
+        <w:t xml:space="preserve">Bryan, Jennifer. 2023.</w:t>
+      </w:r>
+      <w:r>
+        <w:t xml:space="preserve"> </w:t>
+      </w:r>
+      <w:r>
+        <w:rPr>
+          <w:i/>
+          <w:iCs/>
+        </w:rPr>
+        <w:t xml:space="preserve">Happy Git and GitHub for the useR</w:t>
+      </w:r>
+      <w:r>
+        <w:t xml:space="preserve">.</w:t>
+      </w:r>
+      <w:r>
+        <w:t xml:space="preserve"> </w:t>
+      </w:r>
+      <w:hyperlink r:id="rId85">
+        <w:r>
+          <w:rPr>
+            <w:rStyle w:val="Hyperlink"/>
+          </w:rPr>
+          <w:t xml:space="preserve">https://happygitwithr.com/</w:t>
+        </w:r>
+      </w:hyperlink>
+      <w:r>
+        <w:t xml:space="preserve">.</w:t>
+      </w:r>
+    </w:p>
+    <w:bookmarkEnd w:id="86"/>
+    <w:bookmarkStart w:id="87" w:name="ref-githubdesktop"/>
     <w:p>
       <w:pPr>
         <w:pStyle w:val="Bibliography"/>
@@ -7780,8 +7832,8 @@
         <w:t xml:space="preserve">.</w:t>
       </w:r>
     </w:p>
-    <w:bookmarkEnd w:id="85"/>
-    <w:bookmarkStart w:id="86" w:name="ref-gitkraken"/>
+    <w:bookmarkEnd w:id="87"/>
+    <w:bookmarkStart w:id="88" w:name="ref-gitkraken"/>
     <w:p>
       <w:pPr>
         <w:pStyle w:val="Bibliography"/>
@@ -7810,8 +7862,8 @@
         <w:t xml:space="preserve">.</w:t>
       </w:r>
     </w:p>
-    <w:bookmarkEnd w:id="86"/>
-    <w:bookmarkStart w:id="87" w:name="ref-gitkraken-kepler"/>
+    <w:bookmarkEnd w:id="88"/>
+    <w:bookmarkStart w:id="89" w:name="ref-gitkraken-kepler"/>
     <w:p>
       <w:pPr>
         <w:pStyle w:val="Bibliography"/>
@@ -7840,8 +7892,8 @@
         <w:t xml:space="preserve">.</w:t>
       </w:r>
     </w:p>
-    <w:bookmarkEnd w:id="87"/>
-    <w:bookmarkStart w:id="89" w:name="ref-githubaccountarchive"/>
+    <w:bookmarkEnd w:id="89"/>
+    <w:bookmarkStart w:id="91" w:name="ref-githubaccountarchive"/>
     <w:p>
       <w:pPr>
         <w:pStyle w:val="Bibliography"/>
@@ -7858,7 +7910,7 @@
       <w:r>
         <w:t xml:space="preserve"> </w:t>
       </w:r>
-      <w:hyperlink r:id="rId88">
+      <w:hyperlink r:id="rId90">
         <w:r>
           <w:rPr>
             <w:rStyle w:val="Hyperlink"/>
@@ -7870,8 +7922,8 @@
         <w:t xml:space="preserve">.</w:t>
       </w:r>
     </w:p>
-    <w:bookmarkEnd w:id="89"/>
-    <w:bookmarkStart w:id="91" w:name="ref-githuborgmigrations"/>
+    <w:bookmarkEnd w:id="91"/>
+    <w:bookmarkStart w:id="93" w:name="ref-githuborgmigrations"/>
     <w:p>
       <w:pPr>
         <w:pStyle w:val="Bibliography"/>
@@ -7888,7 +7940,7 @@
       <w:r>
         <w:t xml:space="preserve"> </w:t>
       </w:r>
-      <w:hyperlink r:id="rId90">
+      <w:hyperlink r:id="rId92">
         <w:r>
           <w:rPr>
             <w:rStyle w:val="Hyperlink"/>
@@ -7900,8 +7952,8 @@
         <w:t xml:space="preserve">.</w:t>
       </w:r>
     </w:p>
-    <w:bookmarkEnd w:id="91"/>
-    <w:bookmarkStart w:id="93" w:name="ref-githubusermigrations"/>
+    <w:bookmarkEnd w:id="93"/>
+    <w:bookmarkStart w:id="95" w:name="ref-githubusermigrations"/>
     <w:p>
       <w:pPr>
         <w:pStyle w:val="Bibliography"/>
@@ -7918,7 +7970,7 @@
       <w:r>
         <w:t xml:space="preserve"> </w:t>
       </w:r>
-      <w:hyperlink r:id="rId92">
+      <w:hyperlink r:id="rId94">
         <w:r>
           <w:rPr>
             <w:rStyle w:val="Hyperlink"/>
@@ -7930,8 +7982,8 @@
         <w:t xml:space="preserve">.</w:t>
       </w:r>
     </w:p>
-    <w:bookmarkEnd w:id="93"/>
-    <w:bookmarkStart w:id="95" w:name="ref-gitfixum"/>
+    <w:bookmarkEnd w:id="95"/>
+    <w:bookmarkStart w:id="97" w:name="ref-gitfixum"/>
     <w:p>
       <w:pPr>
         <w:pStyle w:val="Bibliography"/>
@@ -7948,7 +8000,7 @@
       <w:r>
         <w:t xml:space="preserve"> </w:t>
       </w:r>
-      <w:hyperlink r:id="rId94">
+      <w:hyperlink r:id="rId96">
         <w:r>
           <w:rPr>
             <w:rStyle w:val="Hyperlink"/>
@@ -7960,10 +8012,10 @@
         <w:t xml:space="preserve">.</w:t>
       </w:r>
     </w:p>
-    <w:bookmarkEnd w:id="95"/>
-    <w:bookmarkEnd w:id="96"/>
     <w:bookmarkEnd w:id="97"/>
     <w:bookmarkEnd w:id="98"/>
+    <w:bookmarkEnd w:id="99"/>
+    <w:bookmarkEnd w:id="100"/>
     <w:sectPr>
       <w:footnotePr>
         <w:numRestart w:val="eachSect"/>

--- a/chapters/github.docx
+++ b/chapters/github.docx
@@ -15,7 +15,7 @@
         <w:pStyle w:val="Date"/>
       </w:pPr>
       <w:r>
-        <w:t xml:space="preserve">Last modified: 2026-10-12 21:28:22 (PDT)</w:t>
+        <w:t xml:space="preserve">Last modified: 2026-10-14 01:49:27 (PDT)</w:t>
       </w:r>
     </w:p>
     <w:p>

--- a/chapters/github.docx
+++ b/chapters/github.docx
@@ -15,7 +15,7 @@
         <w:pStyle w:val="Date"/>
       </w:pPr>
       <w:r>
-        <w:t xml:space="preserve">Last modified: 2026-10-14 01:49:27 (PDT)</w:t>
+        <w:t xml:space="preserve">Last modified: 2026-10-14 02:01:49 (PDT)</w:t>
       </w:r>
     </w:p>
     <w:p>

--- a/chapters/github.docx
+++ b/chapters/github.docx
@@ -15,7 +15,7 @@
         <w:pStyle w:val="Date"/>
       </w:pPr>
       <w:r>
-        <w:t xml:space="preserve">Last modified: 2026-10-14 02:01:49 (PDT)</w:t>
+        <w:t xml:space="preserve">Last modified: 2026-10-14 03:08:22 (PDT)</w:t>
       </w:r>
     </w:p>
     <w:p>
@@ -3106,7 +3106,7 @@
                     <w:rPr>
                       <w:rStyle w:val="VerbatimChar"/>
                     </w:rPr>
-                    <w:t xml:space="preserve">git branch --set-upstream-to origin &lt;branch_name&gt;</w:t>
+                    <w:t xml:space="preserve">git branch --set-upstream-to=origin/&lt;branch_name&gt;</w:t>
                   </w:r>
                 </w:p>
               </w:tc>
@@ -3250,7 +3250,7 @@
                     <w:rPr>
                       <w:rStyle w:val="VerbatimChar"/>
                     </w:rPr>
-                    <w:t xml:space="preserve">git merge &lt;branch_name&gt; master</w:t>
+                    <w:t xml:space="preserve">git checkout --track origin/&lt;branch_name&gt;</w:t>
                   </w:r>
                 </w:p>
               </w:tc>
@@ -3262,37 +3262,7 @@
                     <w:jc w:val="center"/>
                   </w:pPr>
                   <w:r>
-                    <w:t xml:space="preserve">switch to branch and merge changes from</w:t>
-                  </w:r>
-                  <w:r>
-                    <w:t xml:space="preserve"> </w:t>
-                  </w:r>
-                  <w:r>
-                    <w:rPr>
-                      <w:rStyle w:val="VerbatimChar"/>
-                    </w:rPr>
-                    <w:t xml:space="preserve">master</w:t>
-                  </w:r>
-                  <w:r>
-                    <w:t xml:space="preserve"> </w:t>
-                  </w:r>
-                  <w:r>
-                    <w:t xml:space="preserve">into</w:t>
-                  </w:r>
-                  <w:r>
-                    <w:t xml:space="preserve"> </w:t>
-                  </w:r>
-                  <w:r>
-                    <w:rPr>
-                      <w:rStyle w:val="VerbatimChar"/>
-                    </w:rPr>
-                    <w:t xml:space="preserve">&lt;branch_name&gt;</w:t>
-                  </w:r>
-                  <w:r>
-                    <w:t xml:space="preserve"> </w:t>
-                  </w:r>
-                  <w:r>
-                    <w:t xml:space="preserve">(one command)</w:t>
+                    <w:t xml:space="preserve">pulls a remote branch and creates a local branch to track it (use when trying to pull someone else’s branch onto your local computer)</w:t>
                   </w:r>
                 </w:p>
               </w:tc>
@@ -3309,7 +3279,7 @@
                     <w:rPr>
                       <w:rStyle w:val="VerbatimChar"/>
                     </w:rPr>
-                    <w:t xml:space="preserve">git checkout --track origin/&lt;branch_name&gt;</w:t>
+                    <w:t xml:space="preserve">git push --delete &lt;remote_name&gt; &lt;branch_name&gt;</w:t>
                   </w:r>
                 </w:p>
               </w:tc>
@@ -3321,7 +3291,7 @@
                     <w:jc w:val="center"/>
                   </w:pPr>
                   <w:r>
-                    <w:t xml:space="preserve">pulls a remote branch and creates a local branch to track it (use when trying to pull someone else’s branch onto your local computer)</w:t>
+                    <w:t xml:space="preserve">delete remote branch</w:t>
                   </w:r>
                 </w:p>
               </w:tc>
@@ -3338,7 +3308,7 @@
                     <w:rPr>
                       <w:rStyle w:val="VerbatimChar"/>
                     </w:rPr>
-                    <w:t xml:space="preserve">git push --delete &lt;remote_name&gt; &lt;branch_name&gt;</w:t>
+                    <w:t xml:space="preserve">git branch -d &lt;branch_name&gt;</w:t>
                   </w:r>
                 </w:p>
               </w:tc>
@@ -3350,7 +3320,7 @@
                     <w:jc w:val="center"/>
                   </w:pPr>
                   <w:r>
-                    <w:t xml:space="preserve">delete remote branch</w:t>
+                    <w:t xml:space="preserve">deletes local branch, -D to force</w:t>
                   </w:r>
                 </w:p>
               </w:tc>
@@ -3367,35 +3337,6 @@
                     <w:rPr>
                       <w:rStyle w:val="VerbatimChar"/>
                     </w:rPr>
-                    <w:t xml:space="preserve">git branch -d &lt;branch_name&gt;</w:t>
-                  </w:r>
-                </w:p>
-              </w:tc>
-              <w:tc>
-                <w:tcPr/>
-                <w:p>
-                  <w:pPr>
-                    <w:pStyle w:val="Compact"/>
-                    <w:jc w:val="center"/>
-                  </w:pPr>
-                  <w:r>
-                    <w:t xml:space="preserve">deletes local branch, -D to force</w:t>
-                  </w:r>
-                </w:p>
-              </w:tc>
-            </w:tr>
-            <w:tr>
-              <w:tc>
-                <w:tcPr/>
-                <w:p>
-                  <w:pPr>
-                    <w:pStyle w:val="Compact"/>
-                    <w:jc w:val="center"/>
-                  </w:pPr>
-                  <w:r>
-                    <w:rPr>
-                      <w:rStyle w:val="VerbatimChar"/>
-                    </w:rPr>
                     <w:t xml:space="preserve">git fetch --all --prune</w:t>
                   </w:r>
                 </w:p>
@@ -3851,7 +3792,7 @@
         </w:r>
       </w:hyperlink>
       <w:r>
-        <w:t xml:space="preserve">, extolling the virtues of a self-contained, portable projects, for your reference.</w:t>
+        <w:t xml:space="preserve">, extolling the virtues of self-contained, portable projects, for your reference.</w:t>
       </w:r>
     </w:p>
     <w:bookmarkEnd w:id="55"/>

--- a/chapters/github.docx
+++ b/chapters/github.docx
@@ -15,7 +15,7 @@
         <w:pStyle w:val="Date"/>
       </w:pPr>
       <w:r>
-        <w:t xml:space="preserve">Last modified: 2026-10-14 03:08:22 (PDT)</w:t>
+        <w:t xml:space="preserve">Last modified: 2026-10-14 03:38:56 (PDT)</w:t>
       </w:r>
     </w:p>
     <w:p>
@@ -2651,7 +2651,7 @@
         <w:pStyle w:val="FirstParagraph"/>
       </w:pPr>
       <w:r>
-        <w:t xml:space="preserve">The lab’s pull request roles,</w:t>
+        <w:t xml:space="preserve">Recommended pull request roles,</w:t>
       </w:r>
       <w:r>
         <w:t xml:space="preserve"> </w:t>
@@ -3810,7 +3810,7 @@
         <w:pStyle w:val="FirstParagraph"/>
       </w:pPr>
       <w:r>
-        <w:t xml:space="preserve">Our lab primarily uses GitHub,</w:t>
+        <w:t xml:space="preserve">This guide focuses on GitHub,</w:t>
       </w:r>
       <w:r>
         <w:t xml:space="preserve"> </w:t>
@@ -4175,7 +4175,7 @@
         <w:t xml:space="preserve"> </w:t>
       </w:r>
       <w:r>
-        <w:t xml:space="preserve">our lab’s own (experimental) package,</w:t>
+        <w:t xml:space="preserve">an experimental package from the Morrison Lab,</w:t>
       </w:r>
       <w:r>
         <w:t xml:space="preserve"> </w:t>
@@ -7132,7 +7132,7 @@
         <w:t xml:space="preserve"> </w:t>
       </w:r>
       <w:r>
-        <w:t xml:space="preserve">a lab member who wants the whole record</w:t>
+        <w:t xml:space="preserve">a team member who wants the whole record</w:t>
       </w:r>
       <w:r>
         <w:t xml:space="preserve"> </w:t>

--- a/chapters/github.docx
+++ b/chapters/github.docx
@@ -15,7 +15,7 @@
         <w:pStyle w:val="Date"/>
       </w:pPr>
       <w:r>
-        <w:t xml:space="preserve">Last modified: 2026-10-14 03:38:56 (PDT)</w:t>
+        <w:t xml:space="preserve">Last modified: 2026-10-14 04:06:05 (PDT)</w:t>
       </w:r>
     </w:p>
     <w:p>
@@ -3234,6 +3234,62 @@
                   </w:r>
                   <w:r>
                     <w:t xml:space="preserve">(two commands)</w:t>
+                  </w:r>
+                </w:p>
+              </w:tc>
+            </w:tr>
+            <w:tr>
+              <w:tc>
+                <w:tcPr/>
+                <w:p>
+                  <w:pPr>
+                    <w:pStyle w:val="Compact"/>
+                    <w:jc w:val="center"/>
+                  </w:pPr>
+                  <w:r>
+                    <w:rPr>
+                      <w:rStyle w:val="VerbatimChar"/>
+                    </w:rPr>
+                    <w:t xml:space="preserve">git merge master</w:t>
+                  </w:r>
+                </w:p>
+              </w:tc>
+              <w:tc>
+                <w:tcPr/>
+                <w:p>
+                  <w:pPr>
+                    <w:pStyle w:val="Compact"/>
+                    <w:jc w:val="center"/>
+                  </w:pPr>
+                  <w:r>
+                    <w:t xml:space="preserve">while on</w:t>
+                  </w:r>
+                  <w:r>
+                    <w:t xml:space="preserve"> </w:t>
+                  </w:r>
+                  <w:r>
+                    <w:rPr>
+                      <w:rStyle w:val="VerbatimChar"/>
+                    </w:rPr>
+                    <w:t xml:space="preserve">&lt;branch_name&gt;</w:t>
+                  </w:r>
+                  <w:r>
+                    <w:t xml:space="preserve">, merge changes from</w:t>
+                  </w:r>
+                  <w:r>
+                    <w:t xml:space="preserve"> </w:t>
+                  </w:r>
+                  <w:r>
+                    <w:rPr>
+                      <w:rStyle w:val="VerbatimChar"/>
+                    </w:rPr>
+                    <w:t xml:space="preserve">master</w:t>
+                  </w:r>
+                  <w:r>
+                    <w:t xml:space="preserve"> </w:t>
+                  </w:r>
+                  <w:r>
+                    <w:t xml:space="preserve">into it (does not switch branches)</w:t>
                   </w:r>
                 </w:p>
               </w:tc>

--- a/chapters/github.docx
+++ b/chapters/github.docx
@@ -15,7 +15,7 @@
         <w:pStyle w:val="Date"/>
       </w:pPr>
       <w:r>
-        <w:t xml:space="preserve">Last modified: 2026-10-14 04:06:05 (PDT)</w:t>
+        <w:t xml:space="preserve">Last modified: 2026-10-14 04:15:39 (PDT)</w:t>
       </w:r>
     </w:p>
     <w:p>

--- a/chapters/github.docx
+++ b/chapters/github.docx
@@ -15,7 +15,7 @@
         <w:pStyle w:val="Date"/>
       </w:pPr>
       <w:r>
-        <w:t xml:space="preserve">Last modified: 2026-10-14 04:15:39 (PDT)</w:t>
+        <w:t xml:space="preserve">Last modified: 2026-10-14 12:29:23 (PDT)</w:t>
       </w:r>
     </w:p>
     <w:p>

--- a/chapters/github.docx
+++ b/chapters/github.docx
@@ -15,7 +15,7 @@
         <w:pStyle w:val="Date"/>
       </w:pPr>
       <w:r>
-        <w:t xml:space="preserve">Last modified: 2026-10-14 12:29:23 (PDT)</w:t>
+        <w:t xml:space="preserve">Last modified: 2026-10-14 12:39:25 (PDT)</w:t>
       </w:r>
     </w:p>
     <w:p>

--- a/chapters/github.docx
+++ b/chapters/github.docx
@@ -15,7 +15,7 @@
         <w:pStyle w:val="Date"/>
       </w:pPr>
       <w:r>
-        <w:t xml:space="preserve">Last modified: 2026-10-14 12:39:25 (PDT)</w:t>
+        <w:t xml:space="preserve">Last modified: 2026-10-15 15:15:23 (PDT)</w:t>
       </w:r>
     </w:p>
     <w:p>

--- a/chapters/github.docx
+++ b/chapters/github.docx
@@ -15,7 +15,7 @@
         <w:pStyle w:val="Date"/>
       </w:pPr>
       <w:r>
-        <w:t xml:space="preserve">Last modified: 2026-10-15 15:15:23 (PDT)</w:t>
+        <w:t xml:space="preserve">Last modified: 2026-10-15 15:35:31 (PDT)</w:t>
       </w:r>
     </w:p>
     <w:p>

--- a/chapters/github.docx
+++ b/chapters/github.docx
@@ -15,7 +15,7 @@
         <w:pStyle w:val="Date"/>
       </w:pPr>
       <w:r>
-        <w:t xml:space="preserve">Last modified: 2026-10-15 15:35:31 (PDT)</w:t>
+        <w:t xml:space="preserve">Last modified: 2026-10-15 20:34:27 (PDT)</w:t>
       </w:r>
     </w:p>
     <w:p>

--- a/chapters/github.docx
+++ b/chapters/github.docx
@@ -15,7 +15,7 @@
         <w:pStyle w:val="Date"/>
       </w:pPr>
       <w:r>
-        <w:t xml:space="preserve">Last modified: 2026-10-15 20:34:27 (PDT)</w:t>
+        <w:t xml:space="preserve">Last modified: 2026-10-15 21:20:53 (PDT)</w:t>
       </w:r>
     </w:p>
     <w:p>

--- a/chapters/github.docx
+++ b/chapters/github.docx
@@ -15,7 +15,7 @@
         <w:pStyle w:val="Date"/>
       </w:pPr>
       <w:r>
-        <w:t xml:space="preserve">Last modified: 2026-10-15 21:20:53 (PDT)</w:t>
+        <w:t xml:space="preserve">Last modified: 2026-10-17 02:34:41 (PDT)</w:t>
       </w:r>
     </w:p>
     <w:p>

--- a/chapters/github.docx
+++ b/chapters/github.docx
@@ -15,7 +15,7 @@
         <w:pStyle w:val="Date"/>
       </w:pPr>
       <w:r>
-        <w:t xml:space="preserve">Last modified: 2026-10-17 02:34:41 (PDT)</w:t>
+        <w:t xml:space="preserve">Last modified: 2026-10-19 09:42:04 (PDT)</w:t>
       </w:r>
     </w:p>
     <w:p>

--- a/chapters/github.docx
+++ b/chapters/github.docx
@@ -15,7 +15,7 @@
         <w:pStyle w:val="Date"/>
       </w:pPr>
       <w:r>
-        <w:t xml:space="preserve">Last modified: 2026-10-19 09:42:04 (PDT)</w:t>
+        <w:t xml:space="preserve">Last modified: 2026-10-21 10:38:25 (PDT)</w:t>
       </w:r>
     </w:p>
     <w:p>

--- a/chapters/github.docx
+++ b/chapters/github.docx
@@ -15,7 +15,7 @@
         <w:pStyle w:val="Date"/>
       </w:pPr>
       <w:r>
-        <w:t xml:space="preserve">Last modified: 2026-10-21 10:38:25 (PDT)</w:t>
+        <w:t xml:space="preserve">Last modified: 2026-10-25 19:23:43 (PDT)</w:t>
       </w:r>
     </w:p>
     <w:p>

--- a/chapters/github.docx
+++ b/chapters/github.docx
@@ -15,7 +15,7 @@
         <w:pStyle w:val="Date"/>
       </w:pPr>
       <w:r>
-        <w:t xml:space="preserve">Last modified: 2026-10-25 19:23:43 (PDT)</w:t>
+        <w:t xml:space="preserve">Last modified: 2026-10-25 19:34:45 (PDT)</w:t>
       </w:r>
     </w:p>
     <w:p>

--- a/chapters/github.docx
+++ b/chapters/github.docx
@@ -15,7 +15,7 @@
         <w:pStyle w:val="Date"/>
       </w:pPr>
       <w:r>
-        <w:t xml:space="preserve">Last modified: 2026-10-25 19:34:45 (PDT)</w:t>
+        <w:t xml:space="preserve">Last modified: 2026-10-25 19:40:13 (PDT)</w:t>
       </w:r>
     </w:p>
     <w:p>

--- a/chapters/github.docx
+++ b/chapters/github.docx
@@ -15,7 +15,7 @@
         <w:pStyle w:val="Date"/>
       </w:pPr>
       <w:r>
-        <w:t xml:space="preserve">Last modified: 2026-10-25 19:40:13 (PDT)</w:t>
+        <w:t xml:space="preserve">Last modified: 2026-10-26 13:05:01 (PDT)</w:t>
       </w:r>
     </w:p>
     <w:p>

--- a/chapters/github.docx
+++ b/chapters/github.docx
@@ -15,7 +15,7 @@
         <w:pStyle w:val="Date"/>
       </w:pPr>
       <w:r>
-        <w:t xml:space="preserve">Last modified: 2026-10-26 13:05:01 (PDT)</w:t>
+        <w:t xml:space="preserve">Last modified: 2026-10-26 13:09:35 (PDT)</w:t>
       </w:r>
     </w:p>
     <w:p>

--- a/chapters/github.docx
+++ b/chapters/github.docx
@@ -15,7 +15,7 @@
         <w:pStyle w:val="Date"/>
       </w:pPr>
       <w:r>
-        <w:t xml:space="preserve">Last modified: 2026-10-26 13:09:35 (PDT)</w:t>
+        <w:t xml:space="preserve">Last modified: 2026-10-26 13:51:46 (PDT)</w:t>
       </w:r>
     </w:p>
     <w:p>

--- a/chapters/github.docx
+++ b/chapters/github.docx
@@ -15,7 +15,7 @@
         <w:pStyle w:val="Date"/>
       </w:pPr>
       <w:r>
-        <w:t xml:space="preserve">Last modified: 2026-10-26 13:51:46 (PDT)</w:t>
+        <w:t xml:space="preserve">Last modified: 2026-10-26 23:11:06 (PDT)</w:t>
       </w:r>
     </w:p>
     <w:p>

--- a/chapters/github.docx
+++ b/chapters/github.docx
@@ -15,7 +15,7 @@
         <w:pStyle w:val="Date"/>
       </w:pPr>
       <w:r>
-        <w:t xml:space="preserve">Last modified: 2026-10-26 23:11:06 (PDT)</w:t>
+        <w:t xml:space="preserve">Last modified: 2026-10-27 16:10:40 (PDT)</w:t>
       </w:r>
     </w:p>
     <w:p>

--- a/chapters/github.docx
+++ b/chapters/github.docx
@@ -15,7 +15,7 @@
         <w:pStyle w:val="Date"/>
       </w:pPr>
       <w:r>
-        <w:t xml:space="preserve">Last modified: 2026-10-27 16:10:40 (PDT)</w:t>
+        <w:t xml:space="preserve">Last modified: 2026-10-27 16:56:59 (PDT)</w:t>
       </w:r>
     </w:p>
     <w:p>

--- a/chapters/github.docx
+++ b/chapters/github.docx
@@ -15,7 +15,7 @@
         <w:pStyle w:val="Date"/>
       </w:pPr>
       <w:r>
-        <w:t xml:space="preserve">Last modified: 2026-10-27 16:56:59 (PDT)</w:t>
+        <w:t xml:space="preserve">Last modified: 2026-10-28 16:01:38 (PDT)</w:t>
       </w:r>
     </w:p>
     <w:p>

--- a/chapters/github.docx
+++ b/chapters/github.docx
@@ -15,7 +15,7 @@
         <w:pStyle w:val="Date"/>
       </w:pPr>
       <w:r>
-        <w:t xml:space="preserve">Last modified: 2026-10-28 16:01:38 (PDT)</w:t>
+        <w:t xml:space="preserve">Last modified: 2026-10-29 09:14:27 (PDT)</w:t>
       </w:r>
     </w:p>
     <w:p>
